--- a/pr-preview/pr-78/chapters/12-ip-weighting-marginal-structural-models.docx
+++ b/pr-preview/pr-78/chapters/12-ip-weighting-marginal-structural-models.docx
@@ -5249,7 +5249,7 @@
     </w:p>
     <w:bookmarkEnd w:id="28"/>
     <w:bookmarkEnd w:id="29"/>
-    <w:bookmarkStart w:id="33" w:name="censoring-and-missing-data-pp.-171-173"/>
+    <w:bookmarkStart w:id="34" w:name="censoring-and-missing-data-pp.-171-173"/>
     <w:p>
       <w:pPr>
         <w:pStyle w:val="Heading2"/>
@@ -5273,7 +5273,7 @@
         <w:t xml:space="preserve">IP weighting can also handle censoring and missing data under appropriate assumptions.</w:t>
       </w:r>
     </w:p>
-    <w:bookmarkStart w:id="30" w:name="ip-weights-for-censoring"/>
+    <w:bookmarkStart w:id="31" w:name="ip-weights-for-censoring"/>
     <w:p>
       <w:pPr>
         <w:pStyle w:val="Heading3"/>
@@ -5336,19 +5336,193 @@
         <w:t xml:space="preserve">if uncensored (data observed).</w:t>
       </w:r>
     </w:p>
-    <w:p>
-      <w:pPr>
-        <w:pStyle w:val="BodyText"/>
-      </w:pPr>
-      <w:r>
-        <w:rPr>
-          <w:b/>
-          <w:bCs/>
-        </w:rPr>
-        <w:t xml:space="preserve">IP weight for censoring</w:t>
-      </w:r>
-      <w:r>
-        <w:t xml:space="preserve">:</w:t>
+    <w:tbl>
+      <w:tblPr>
+        <w:tblStyle w:val="Table"/>
+        <w:tblInd w:w="164" w:type="dxa"/>
+        <w:tblBorders>
+          <w:left w:val="single" w:sz="24" w:space="0" w:color="909090"/>
+        </w:tblBorders>
+        <w:tblCellMar>
+          <w:left w:w="0" w:type="dxa"/>
+          <w:right w:w="0" w:type="dxa"/>
+        </w:tblCellMar>
+        <w:tblLook w:firstRow="0" w:lastRow="0" w:firstColumn="0" w:lastColumn="0" w:noHBand="0" w:noVBand="0" w:val="0000"/>
+      </w:tblPr>
+      <w:tblGrid>
+        <w:gridCol w:w="7920"/>
+      </w:tblGrid>
+      <w:tr>
+        <w:trPr>
+          <w:cantSplit/>
+        </w:trPr>
+        <w:tc>
+          <w:tcPr>
+            <w:tcMar>
+              <w:left w:w="144" w:type="dxa"/>
+            </w:tcMar>
+          </w:tcPr>
+          <w:p>
+            <w:pPr>
+              <w:pStyle w:val="BodyText"/>
+            </w:pPr>
+            <w:pPr>
+              <w:spacing w:before="16" w:after="64"/>
+            </w:pPr>
+          </w:p>
+          <w:bookmarkStart w:id="30" w:name="def-ip-weights-censoring"/>
+          <w:p>
+            <w:pPr>
+              <w:pStyle w:val="BodyText"/>
+            </w:pPr>
+            <w:r>
+              <w:rPr>
+                <w:b/>
+                <w:bCs/>
+              </w:rPr>
+              <w:t xml:space="preserve">Definition 5 (IP Weight for Censoring)</w:t>
+            </w:r>
+            <w:r>
+              <w:t xml:space="preserve"> </w:t>
+            </w:r>
+            <w:r>
+              <w:t xml:space="preserve">The</w:t>
+            </w:r>
+            <w:r>
+              <w:t xml:space="preserve"> </w:t>
+            </w:r>
+            <w:r>
+              <w:rPr>
+                <w:b/>
+                <w:bCs/>
+              </w:rPr>
+              <w:t xml:space="preserve">IP weight for censoring</w:t>
+            </w:r>
+            <w:r>
+              <w:t xml:space="preserve"> </w:t>
+            </w:r>
+            <w:r>
+              <w:t xml:space="preserve">is</w:t>
+            </w:r>
+          </w:p>
+          <w:p>
+            <w:pPr>
+              <w:pStyle w:val="BodyText"/>
+            </w:pPr>
+            <m:oMathPara>
+              <m:oMathParaPr>
+                <m:jc m:val="center"/>
+              </m:oMathParaPr>
+              <m:oMath>
+                <m:sSup>
+                  <m:e>
+                    <m:r>
+                      <m:t>W</m:t>
+                    </m:r>
+                  </m:e>
+                  <m:sup>
+                    <m:r>
+                      <m:t>C</m:t>
+                    </m:r>
+                  </m:sup>
+                </m:sSup>
+                <m:r>
+                  <m:rPr>
+                    <m:sty m:val="p"/>
+                  </m:rPr>
+                  <m:t>=</m:t>
+                </m:r>
+                <m:f>
+                  <m:fPr>
+                    <m:type m:val="bar"/>
+                  </m:fPr>
+                  <m:num>
+                    <m:r>
+                      <m:t>1</m:t>
+                    </m:r>
+                  </m:num>
+                  <m:den>
+                    <m:r>
+                      <m:rPr>
+                        <m:sty m:val="p"/>
+                      </m:rPr>
+                      <m:t>Pr</m:t>
+                    </m:r>
+                    <m:r>
+                      <m:rPr>
+                        <m:sty m:val="p"/>
+                      </m:rPr>
+                      <m:t>[</m:t>
+                    </m:r>
+                    <m:r>
+                      <m:t>C</m:t>
+                    </m:r>
+                    <m:r>
+                      <m:rPr>
+                        <m:sty m:val="p"/>
+                      </m:rPr>
+                      <m:t>=</m:t>
+                    </m:r>
+                    <m:r>
+                      <m:t>0</m:t>
+                    </m:r>
+                    <m:r>
+                      <m:rPr>
+                        <m:sty m:val="p"/>
+                      </m:rPr>
+                      <m:t>∣</m:t>
+                    </m:r>
+                    <m:r>
+                      <m:t>A</m:t>
+                    </m:r>
+                    <m:r>
+                      <m:rPr>
+                        <m:sty m:val="p"/>
+                      </m:rPr>
+                      <m:t>,</m:t>
+                    </m:r>
+                    <m:r>
+                      <m:t>L</m:t>
+                    </m:r>
+                    <m:r>
+                      <m:rPr>
+                        <m:sty m:val="p"/>
+                      </m:rPr>
+                      <m:t>]</m:t>
+                    </m:r>
+                  </m:den>
+                </m:f>
+              </m:oMath>
+            </m:oMathPara>
+          </w:p>
+          <w:bookmarkEnd w:id="30"/>
+        </w:tc>
+      </w:tr>
+    </w:tbl>
+    <w:p>
+      <w:pPr>
+        <w:pStyle w:val="FirstParagraph"/>
+      </w:pPr>
+      <w:r>
+        <w:t xml:space="preserve">These weights create a pseudo-population of only uncensored individuals.</w:t>
+      </w:r>
+    </w:p>
+    <w:bookmarkEnd w:id="31"/>
+    <w:bookmarkStart w:id="32" w:name="X644a405dcdc8b1cdf771c8bfb12aa40a3246893"/>
+    <w:p>
+      <w:pPr>
+        <w:pStyle w:val="Heading3"/>
+      </w:pPr>
+      <w:r>
+        <w:t xml:space="preserve">6.2 Joint Weights for Treatment and Censoring</w:t>
+      </w:r>
+    </w:p>
+    <w:p>
+      <w:pPr>
+        <w:pStyle w:val="FirstParagraph"/>
+      </w:pPr>
+      <w:r>
+        <w:t xml:space="preserve">When we have both confounding and censoring:</w:t>
       </w:r>
     </w:p>
     <w:p>
@@ -5360,6 +5534,51 @@
           <m:jc m:val="center"/>
         </m:oMathParaPr>
         <m:oMath>
+          <m:sSup>
+            <m:e>
+              <m:r>
+                <m:t>W</m:t>
+              </m:r>
+            </m:e>
+            <m:sup>
+              <m:r>
+                <m:t>A</m:t>
+              </m:r>
+              <m:r>
+                <m:rPr>
+                  <m:sty m:val="p"/>
+                </m:rPr>
+                <m:t>,</m:t>
+              </m:r>
+              <m:r>
+                <m:t>C</m:t>
+              </m:r>
+            </m:sup>
+          </m:sSup>
+          <m:r>
+            <m:rPr>
+              <m:sty m:val="p"/>
+            </m:rPr>
+            <m:t>=</m:t>
+          </m:r>
+          <m:sSup>
+            <m:e>
+              <m:r>
+                <m:t>W</m:t>
+              </m:r>
+            </m:e>
+            <m:sup>
+              <m:r>
+                <m:t>A</m:t>
+              </m:r>
+            </m:sup>
+          </m:sSup>
+          <m:r>
+            <m:rPr>
+              <m:sty m:val="p"/>
+            </m:rPr>
+            <m:t>×</m:t>
+          </m:r>
           <m:sSup>
             <m:e>
               <m:r>
@@ -5401,16 +5620,7 @@
                 <m:t>[</m:t>
               </m:r>
               <m:r>
-                <m:t>C</m:t>
-              </m:r>
-              <m:r>
-                <m:rPr>
-                  <m:sty m:val="p"/>
-                </m:rPr>
-                <m:t>=</m:t>
-              </m:r>
-              <m:r>
-                <m:t>0</m:t>
+                <m:t>A</m:t>
               </m:r>
               <m:r>
                 <m:rPr>
@@ -5419,15 +5629,6 @@
                 <m:t>∣</m:t>
               </m:r>
               <m:r>
-                <m:t>A</m:t>
-              </m:r>
-              <m:r>
-                <m:rPr>
-                  <m:sty m:val="p"/>
-                </m:rPr>
-                <m:t>,</m:t>
-              </m:r>
-              <m:r>
                 <m:t>L</m:t>
               </m:r>
               <m:r>
@@ -5438,89 +5639,102 @@
               </m:r>
             </m:den>
           </m:f>
-        </m:oMath>
-      </m:oMathPara>
-    </w:p>
-    <w:p>
-      <w:pPr>
-        <w:pStyle w:val="FirstParagraph"/>
-      </w:pPr>
-      <w:r>
-        <w:t xml:space="preserve">These weights create a pseudo-population of only uncensored individuals.</w:t>
-      </w:r>
-    </w:p>
-    <w:bookmarkEnd w:id="30"/>
-    <w:bookmarkStart w:id="31" w:name="X644a405dcdc8b1cdf771c8bfb12aa40a3246893"/>
-    <w:p>
-      <w:pPr>
-        <w:pStyle w:val="Heading3"/>
-      </w:pPr>
-      <w:r>
-        <w:t xml:space="preserve">6.2 Joint Weights for Treatment and Censoring</w:t>
-      </w:r>
-    </w:p>
-    <w:p>
-      <w:pPr>
-        <w:pStyle w:val="FirstParagraph"/>
-      </w:pPr>
-      <w:r>
-        <w:t xml:space="preserve">When we have both confounding and censoring:</w:t>
-      </w:r>
-    </w:p>
-    <w:p>
-      <w:pPr>
-        <w:pStyle w:val="BodyText"/>
-      </w:pPr>
-      <m:oMathPara>
-        <m:oMathParaPr>
-          <m:jc m:val="center"/>
-        </m:oMathParaPr>
-        <m:oMath>
-          <m:sSup>
-            <m:e>
-              <m:r>
-                <m:t>W</m:t>
-              </m:r>
-            </m:e>
-            <m:sup>
-              <m:r>
-                <m:t>A</m:t>
-              </m:r>
-              <m:r>
-                <m:rPr>
-                  <m:sty m:val="p"/>
-                </m:rPr>
-                <m:t>,</m:t>
-              </m:r>
-              <m:r>
-                <m:t>C</m:t>
-              </m:r>
-            </m:sup>
-          </m:sSup>
-          <m:r>
-            <m:rPr>
-              <m:sty m:val="p"/>
-            </m:rPr>
-            <m:t>=</m:t>
-          </m:r>
-          <m:sSup>
-            <m:e>
-              <m:r>
-                <m:t>W</m:t>
-              </m:r>
-            </m:e>
-            <m:sup>
-              <m:r>
-                <m:t>A</m:t>
-              </m:r>
-            </m:sup>
-          </m:sSup>
           <m:r>
             <m:rPr>
               <m:sty m:val="p"/>
             </m:rPr>
             <m:t>×</m:t>
           </m:r>
+          <m:f>
+            <m:fPr>
+              <m:type m:val="bar"/>
+            </m:fPr>
+            <m:num>
+              <m:r>
+                <m:t>1</m:t>
+              </m:r>
+            </m:num>
+            <m:den>
+              <m:r>
+                <m:rPr>
+                  <m:sty m:val="p"/>
+                </m:rPr>
+                <m:t>Pr</m:t>
+              </m:r>
+              <m:r>
+                <m:rPr>
+                  <m:sty m:val="p"/>
+                </m:rPr>
+                <m:t>[</m:t>
+              </m:r>
+              <m:r>
+                <m:t>C</m:t>
+              </m:r>
+              <m:r>
+                <m:rPr>
+                  <m:sty m:val="p"/>
+                </m:rPr>
+                <m:t>=</m:t>
+              </m:r>
+              <m:r>
+                <m:t>0</m:t>
+              </m:r>
+              <m:r>
+                <m:rPr>
+                  <m:sty m:val="p"/>
+                </m:rPr>
+                <m:t>∣</m:t>
+              </m:r>
+              <m:r>
+                <m:t>A</m:t>
+              </m:r>
+              <m:r>
+                <m:rPr>
+                  <m:sty m:val="p"/>
+                </m:rPr>
+                <m:t>,</m:t>
+              </m:r>
+              <m:r>
+                <m:t>L</m:t>
+              </m:r>
+              <m:r>
+                <m:rPr>
+                  <m:sty m:val="p"/>
+                </m:rPr>
+                <m:t>]</m:t>
+              </m:r>
+            </m:den>
+          </m:f>
+        </m:oMath>
+      </m:oMathPara>
+    </w:p>
+    <w:p>
+      <w:pPr>
+        <w:pStyle w:val="FirstParagraph"/>
+      </w:pPr>
+      <w:r>
+        <w:rPr>
+          <w:b/>
+          <w:bCs/>
+        </w:rPr>
+        <w:t xml:space="preserve">Stabilized version</w:t>
+      </w:r>
+      <w:r>
+        <w:t xml:space="preserve">:</w:t>
+      </w:r>
+    </w:p>
+    <w:p>
+      <w:pPr>
+        <w:pStyle w:val="BodyText"/>
+      </w:pPr>
+      <m:oMathPara>
+        <m:oMathParaPr>
+          <m:jc m:val="center"/>
+        </m:oMathParaPr>
+        <m:oMath>
+          <m:r>
+            <m:t>S</m:t>
+          </m:r>
           <m:sSup>
             <m:e>
               <m:r>
@@ -5528,6 +5742,15 @@
               </m:r>
             </m:e>
             <m:sup>
+              <m:r>
+                <m:t>A</m:t>
+              </m:r>
+              <m:r>
+                <m:rPr>
+                  <m:sty m:val="p"/>
+                </m:rPr>
+                <m:t>,</m:t>
+              </m:r>
               <m:r>
                 <m:t>C</m:t>
               </m:r>
@@ -5545,7 +5768,25 @@
             </m:fPr>
             <m:num>
               <m:r>
-                <m:t>1</m:t>
+                <m:rPr>
+                  <m:sty m:val="p"/>
+                </m:rPr>
+                <m:t>Pr</m:t>
+              </m:r>
+              <m:r>
+                <m:rPr>
+                  <m:sty m:val="p"/>
+                </m:rPr>
+                <m:t>[</m:t>
+              </m:r>
+              <m:r>
+                <m:t>A</m:t>
+              </m:r>
+              <m:r>
+                <m:rPr>
+                  <m:sty m:val="p"/>
+                </m:rPr>
+                <m:t>]</m:t>
               </m:r>
             </m:num>
             <m:den>
@@ -5593,11 +5834,6 @@
             </m:fPr>
             <m:num>
               <m:r>
-                <m:t>1</m:t>
-              </m:r>
-            </m:num>
-            <m:den>
-              <m:r>
                 <m:rPr>
                   <m:sty m:val="p"/>
                 </m:rPr>
@@ -5634,6 +5870,47 @@
                 <m:rPr>
                   <m:sty m:val="p"/>
                 </m:rPr>
+                <m:t>]</m:t>
+              </m:r>
+            </m:num>
+            <m:den>
+              <m:r>
+                <m:rPr>
+                  <m:sty m:val="p"/>
+                </m:rPr>
+                <m:t>Pr</m:t>
+              </m:r>
+              <m:r>
+                <m:rPr>
+                  <m:sty m:val="p"/>
+                </m:rPr>
+                <m:t>[</m:t>
+              </m:r>
+              <m:r>
+                <m:t>C</m:t>
+              </m:r>
+              <m:r>
+                <m:rPr>
+                  <m:sty m:val="p"/>
+                </m:rPr>
+                <m:t>=</m:t>
+              </m:r>
+              <m:r>
+                <m:t>0</m:t>
+              </m:r>
+              <m:r>
+                <m:rPr>
+                  <m:sty m:val="p"/>
+                </m:rPr>
+                <m:t>∣</m:t>
+              </m:r>
+              <m:r>
+                <m:t>A</m:t>
+              </m:r>
+              <m:r>
+                <m:rPr>
+                  <m:sty m:val="p"/>
+                </m:rPr>
                 <m:t>,</m:t>
               </m:r>
               <m:r>
@@ -5650,227 +5927,8 @@
         </m:oMath>
       </m:oMathPara>
     </w:p>
-    <w:p>
-      <w:pPr>
-        <w:pStyle w:val="FirstParagraph"/>
-      </w:pPr>
-      <w:r>
-        <w:rPr>
-          <w:b/>
-          <w:bCs/>
-        </w:rPr>
-        <w:t xml:space="preserve">Stabilized version</w:t>
-      </w:r>
-      <w:r>
-        <w:t xml:space="preserve">:</w:t>
-      </w:r>
-    </w:p>
-    <w:p>
-      <w:pPr>
-        <w:pStyle w:val="BodyText"/>
-      </w:pPr>
-      <m:oMathPara>
-        <m:oMathParaPr>
-          <m:jc m:val="center"/>
-        </m:oMathParaPr>
-        <m:oMath>
-          <m:r>
-            <m:t>S</m:t>
-          </m:r>
-          <m:sSup>
-            <m:e>
-              <m:r>
-                <m:t>W</m:t>
-              </m:r>
-            </m:e>
-            <m:sup>
-              <m:r>
-                <m:t>A</m:t>
-              </m:r>
-              <m:r>
-                <m:rPr>
-                  <m:sty m:val="p"/>
-                </m:rPr>
-                <m:t>,</m:t>
-              </m:r>
-              <m:r>
-                <m:t>C</m:t>
-              </m:r>
-            </m:sup>
-          </m:sSup>
-          <m:r>
-            <m:rPr>
-              <m:sty m:val="p"/>
-            </m:rPr>
-            <m:t>=</m:t>
-          </m:r>
-          <m:f>
-            <m:fPr>
-              <m:type m:val="bar"/>
-            </m:fPr>
-            <m:num>
-              <m:r>
-                <m:rPr>
-                  <m:sty m:val="p"/>
-                </m:rPr>
-                <m:t>Pr</m:t>
-              </m:r>
-              <m:r>
-                <m:rPr>
-                  <m:sty m:val="p"/>
-                </m:rPr>
-                <m:t>[</m:t>
-              </m:r>
-              <m:r>
-                <m:t>A</m:t>
-              </m:r>
-              <m:r>
-                <m:rPr>
-                  <m:sty m:val="p"/>
-                </m:rPr>
-                <m:t>]</m:t>
-              </m:r>
-            </m:num>
-            <m:den>
-              <m:r>
-                <m:rPr>
-                  <m:sty m:val="p"/>
-                </m:rPr>
-                <m:t>Pr</m:t>
-              </m:r>
-              <m:r>
-                <m:rPr>
-                  <m:sty m:val="p"/>
-                </m:rPr>
-                <m:t>[</m:t>
-              </m:r>
-              <m:r>
-                <m:t>A</m:t>
-              </m:r>
-              <m:r>
-                <m:rPr>
-                  <m:sty m:val="p"/>
-                </m:rPr>
-                <m:t>∣</m:t>
-              </m:r>
-              <m:r>
-                <m:t>L</m:t>
-              </m:r>
-              <m:r>
-                <m:rPr>
-                  <m:sty m:val="p"/>
-                </m:rPr>
-                <m:t>]</m:t>
-              </m:r>
-            </m:den>
-          </m:f>
-          <m:r>
-            <m:rPr>
-              <m:sty m:val="p"/>
-            </m:rPr>
-            <m:t>×</m:t>
-          </m:r>
-          <m:f>
-            <m:fPr>
-              <m:type m:val="bar"/>
-            </m:fPr>
-            <m:num>
-              <m:r>
-                <m:rPr>
-                  <m:sty m:val="p"/>
-                </m:rPr>
-                <m:t>Pr</m:t>
-              </m:r>
-              <m:r>
-                <m:rPr>
-                  <m:sty m:val="p"/>
-                </m:rPr>
-                <m:t>[</m:t>
-              </m:r>
-              <m:r>
-                <m:t>C</m:t>
-              </m:r>
-              <m:r>
-                <m:rPr>
-                  <m:sty m:val="p"/>
-                </m:rPr>
-                <m:t>=</m:t>
-              </m:r>
-              <m:r>
-                <m:t>0</m:t>
-              </m:r>
-              <m:r>
-                <m:rPr>
-                  <m:sty m:val="p"/>
-                </m:rPr>
-                <m:t>∣</m:t>
-              </m:r>
-              <m:r>
-                <m:t>A</m:t>
-              </m:r>
-              <m:r>
-                <m:rPr>
-                  <m:sty m:val="p"/>
-                </m:rPr>
-                <m:t>]</m:t>
-              </m:r>
-            </m:num>
-            <m:den>
-              <m:r>
-                <m:rPr>
-                  <m:sty m:val="p"/>
-                </m:rPr>
-                <m:t>Pr</m:t>
-              </m:r>
-              <m:r>
-                <m:rPr>
-                  <m:sty m:val="p"/>
-                </m:rPr>
-                <m:t>[</m:t>
-              </m:r>
-              <m:r>
-                <m:t>C</m:t>
-              </m:r>
-              <m:r>
-                <m:rPr>
-                  <m:sty m:val="p"/>
-                </m:rPr>
-                <m:t>=</m:t>
-              </m:r>
-              <m:r>
-                <m:t>0</m:t>
-              </m:r>
-              <m:r>
-                <m:rPr>
-                  <m:sty m:val="p"/>
-                </m:rPr>
-                <m:t>∣</m:t>
-              </m:r>
-              <m:r>
-                <m:t>A</m:t>
-              </m:r>
-              <m:r>
-                <m:rPr>
-                  <m:sty m:val="p"/>
-                </m:rPr>
-                <m:t>,</m:t>
-              </m:r>
-              <m:r>
-                <m:t>L</m:t>
-              </m:r>
-              <m:r>
-                <m:rPr>
-                  <m:sty m:val="p"/>
-                </m:rPr>
-                <m:t>]</m:t>
-              </m:r>
-            </m:den>
-          </m:f>
-        </m:oMath>
-      </m:oMathPara>
-    </w:p>
-    <w:bookmarkEnd w:id="31"/>
-    <w:bookmarkStart w:id="32" w:name="example-nhefs-with-loss-to-follow-up"/>
+    <w:bookmarkEnd w:id="32"/>
+    <w:bookmarkStart w:id="33" w:name="example-nhefs-with-loss-to-follow-up"/>
     <w:p>
       <w:pPr>
         <w:pStyle w:val="Heading3"/>
@@ -6503,9 +6561,9 @@
         <w:t xml:space="preserve">Missing at random (MAR) means censoring may depend on observed variables but not on the (unobserved) outcome. This is weaker than missing completely at random (MCAR).</w:t>
       </w:r>
     </w:p>
-    <w:bookmarkEnd w:id="32"/>
     <w:bookmarkEnd w:id="33"/>
-    <w:bookmarkStart w:id="36" w:name="a-likelihood-approach-pp.-173-174"/>
+    <w:bookmarkEnd w:id="34"/>
+    <w:bookmarkStart w:id="38" w:name="a-likelihood-approach-pp.-173-174"/>
     <w:p>
       <w:pPr>
         <w:pStyle w:val="Heading2"/>
@@ -6529,7 +6587,7 @@
         <w:t xml:space="preserve">IP weighting can be viewed through the lens of likelihood theory.</w:t>
       </w:r>
     </w:p>
-    <w:bookmarkStart w:id="34" w:name="weighted-likelihood"/>
+    <w:bookmarkStart w:id="36" w:name="weighted-likelihood"/>
     <w:p>
       <w:pPr>
         <w:pStyle w:val="Heading3"/>
@@ -6538,370 +6596,419 @@
         <w:t xml:space="preserve">7.1 Weighted Likelihood</w:t>
       </w:r>
     </w:p>
-    <w:p>
-      <w:pPr>
-        <w:pStyle w:val="FirstParagraph"/>
-      </w:pPr>
-      <w:r>
-        <w:t xml:space="preserve">The IP weighted estimator solves the</w:t>
-      </w:r>
-      <w:r>
-        <w:t xml:space="preserve"> </w:t>
-      </w:r>
-      <w:r>
-        <w:rPr>
-          <w:b/>
-          <w:bCs/>
-        </w:rPr>
-        <w:t xml:space="preserve">weighted estimating equations</w:t>
-      </w:r>
-      <w:r>
-        <w:t xml:space="preserve">:</w:t>
-      </w:r>
-    </w:p>
-    <w:p>
-      <w:pPr>
-        <w:pStyle w:val="BodyText"/>
-      </w:pPr>
-      <m:oMathPara>
-        <m:oMathParaPr>
-          <m:jc m:val="center"/>
-        </m:oMathParaPr>
-        <m:oMath>
-          <m:nary>
-            <m:naryPr>
-              <m:chr m:val="∑"/>
-              <m:limLoc m:val="undOvr"/>
-              <m:subHide m:val="off"/>
-              <m:supHide m:val="off"/>
-            </m:naryPr>
-            <m:sub>
-              <m:r>
-                <m:t>i</m:t>
-              </m:r>
-              <m:r>
-                <m:rPr>
-                  <m:sty m:val="p"/>
-                </m:rPr>
-                <m:t>=</m:t>
-              </m:r>
-              <m:r>
-                <m:t>1</m:t>
-              </m:r>
-            </m:sub>
-            <m:sup>
-              <m:r>
-                <m:t>n</m:t>
-              </m:r>
-            </m:sup>
-            <m:e>
-              <m:sSubSup>
-                <m:e>
-                  <m:r>
-                    <m:t>W</m:t>
-                  </m:r>
-                </m:e>
-                <m:sub>
-                  <m:r>
-                    <m:t>i</m:t>
-                  </m:r>
-                </m:sub>
-                <m:sup>
-                  <m:r>
-                    <m:t>A</m:t>
-                  </m:r>
-                </m:sup>
-              </m:sSubSup>
-            </m:e>
-          </m:nary>
-          <m:r>
-            <m:rPr>
-              <m:sty m:val="p"/>
-            </m:rPr>
-            <m:t>×</m:t>
-          </m:r>
-          <m:f>
-            <m:fPr>
-              <m:type m:val="bar"/>
-            </m:fPr>
-            <m:num>
-              <m:r>
-                <m:rPr>
-                  <m:sty m:val="p"/>
-                </m:rPr>
-                <m:t>∂</m:t>
-              </m:r>
-              <m:r>
-                <m:rPr>
-                  <m:sty m:val="p"/>
-                </m:rPr>
-                <m:t>log</m:t>
-              </m:r>
-              <m:r>
-                <m:t>f</m:t>
-              </m:r>
-              <m:r>
-                <m:rPr>
-                  <m:sty m:val="p"/>
-                </m:rPr>
-                <m:t>(</m:t>
-              </m:r>
-              <m:sSub>
-                <m:e>
-                  <m:r>
-                    <m:t>Y</m:t>
-                  </m:r>
-                </m:e>
-                <m:sub>
-                  <m:r>
-                    <m:t>i</m:t>
-                  </m:r>
-                </m:sub>
-              </m:sSub>
-              <m:r>
-                <m:rPr>
-                  <m:sty m:val="p"/>
-                </m:rPr>
-                <m:t>∣</m:t>
-              </m:r>
-              <m:sSub>
-                <m:e>
-                  <m:r>
-                    <m:t>A</m:t>
-                  </m:r>
-                </m:e>
-                <m:sub>
-                  <m:r>
-                    <m:t>i</m:t>
-                  </m:r>
-                </m:sub>
-              </m:sSub>
-              <m:r>
-                <m:rPr>
-                  <m:sty m:val="p"/>
-                </m:rPr>
-                <m:t>;</m:t>
-              </m:r>
-              <m:r>
-                <m:t>β</m:t>
-              </m:r>
-              <m:r>
-                <m:rPr>
-                  <m:sty m:val="p"/>
-                </m:rPr>
-                <m:t>)</m:t>
-              </m:r>
-            </m:num>
-            <m:den>
-              <m:r>
-                <m:rPr>
-                  <m:sty m:val="p"/>
-                </m:rPr>
-                <m:t>∂</m:t>
-              </m:r>
-              <m:r>
-                <m:t>β</m:t>
-              </m:r>
-            </m:den>
-          </m:f>
-          <m:r>
-            <m:rPr>
-              <m:sty m:val="p"/>
-            </m:rPr>
-            <m:t>=</m:t>
-          </m:r>
-          <m:r>
-            <m:t>0</m:t>
-          </m:r>
-        </m:oMath>
-      </m:oMathPara>
-    </w:p>
-    <w:p>
-      <w:pPr>
-        <w:pStyle w:val="FirstParagraph"/>
-      </w:pPr>
-      <w:r>
-        <w:t xml:space="preserve">This is equivalent to maximizing a</w:t>
-      </w:r>
-      <w:r>
-        <w:t xml:space="preserve"> </w:t>
-      </w:r>
-      <w:r>
-        <w:rPr>
-          <w:b/>
-          <w:bCs/>
-        </w:rPr>
-        <w:t xml:space="preserve">weighted likelihood</w:t>
-      </w:r>
-      <w:r>
-        <w:t xml:space="preserve">:</w:t>
-      </w:r>
-    </w:p>
-    <w:p>
-      <w:pPr>
-        <w:pStyle w:val="BodyText"/>
-      </w:pPr>
-      <m:oMathPara>
-        <m:oMathParaPr>
-          <m:jc m:val="center"/>
-        </m:oMathParaPr>
-        <m:oMath>
-          <m:sSub>
-            <m:e>
-              <m:r>
-                <m:t>L</m:t>
-              </m:r>
-            </m:e>
-            <m:sub>
-              <m:r>
-                <m:t>W</m:t>
-              </m:r>
-            </m:sub>
-          </m:sSub>
-          <m:r>
-            <m:rPr>
-              <m:sty m:val="p"/>
-            </m:rPr>
-            <m:t>(</m:t>
-          </m:r>
-          <m:r>
-            <m:t>β</m:t>
-          </m:r>
-          <m:r>
-            <m:rPr>
-              <m:sty m:val="p"/>
-            </m:rPr>
-            <m:t>)</m:t>
-          </m:r>
-          <m:r>
-            <m:rPr>
-              <m:sty m:val="p"/>
-            </m:rPr>
-            <m:t>=</m:t>
-          </m:r>
-          <m:nary>
-            <m:naryPr>
-              <m:chr m:val="∏"/>
-              <m:limLoc m:val="undOvr"/>
-              <m:subHide m:val="off"/>
-              <m:supHide m:val="off"/>
-            </m:naryPr>
-            <m:sub>
-              <m:r>
-                <m:t>i</m:t>
-              </m:r>
-              <m:r>
-                <m:rPr>
-                  <m:sty m:val="p"/>
-                </m:rPr>
-                <m:t>=</m:t>
-              </m:r>
-              <m:r>
-                <m:t>1</m:t>
-              </m:r>
-            </m:sub>
-            <m:sup>
-              <m:r>
-                <m:t>n</m:t>
-              </m:r>
-            </m:sup>
-            <m:e>
-              <m:r>
-                <m:rPr>
-                  <m:sty m:val="p"/>
-                </m:rPr>
-                <m:t>[</m:t>
-              </m:r>
-            </m:e>
-          </m:nary>
-          <m:r>
-            <m:t>f</m:t>
-          </m:r>
-          <m:r>
-            <m:rPr>
-              <m:sty m:val="p"/>
-            </m:rPr>
-            <m:t>(</m:t>
-          </m:r>
-          <m:sSub>
-            <m:e>
-              <m:r>
-                <m:t>Y</m:t>
-              </m:r>
-            </m:e>
-            <m:sub>
-              <m:r>
-                <m:t>i</m:t>
-              </m:r>
-            </m:sub>
-          </m:sSub>
-          <m:r>
-            <m:rPr>
-              <m:sty m:val="p"/>
-            </m:rPr>
-            <m:t>∣</m:t>
-          </m:r>
-          <m:sSub>
-            <m:e>
-              <m:r>
-                <m:t>A</m:t>
-              </m:r>
-            </m:e>
-            <m:sub>
-              <m:r>
-                <m:t>i</m:t>
-              </m:r>
-            </m:sub>
-          </m:sSub>
-          <m:r>
-            <m:rPr>
-              <m:sty m:val="p"/>
-            </m:rPr>
-            <m:t>;</m:t>
-          </m:r>
-          <m:r>
-            <m:t>β</m:t>
-          </m:r>
-          <m:r>
-            <m:rPr>
-              <m:sty m:val="p"/>
-            </m:rPr>
-            <m:t>)</m:t>
-          </m:r>
-          <m:sSup>
-            <m:e>
-              <m:r>
-                <m:rPr>
-                  <m:sty m:val="p"/>
-                </m:rPr>
-                <m:t>]</m:t>
-              </m:r>
-            </m:e>
-            <m:sup>
-              <m:sSubSup>
-                <m:e>
-                  <m:r>
-                    <m:t>W</m:t>
-                  </m:r>
-                </m:e>
-                <m:sub>
-                  <m:r>
-                    <m:t>i</m:t>
-                  </m:r>
-                </m:sub>
-                <m:sup>
-                  <m:r>
-                    <m:t>A</m:t>
-                  </m:r>
-                </m:sup>
-              </m:sSubSup>
-            </m:sup>
-          </m:sSup>
-        </m:oMath>
-      </m:oMathPara>
-    </w:p>
-    <w:bookmarkEnd w:id="34"/>
-    <w:bookmarkStart w:id="35" w:name="connection-to-maximum-likelihood"/>
+    <w:tbl>
+      <w:tblPr>
+        <w:tblStyle w:val="Table"/>
+        <w:tblInd w:w="164" w:type="dxa"/>
+        <w:tblBorders>
+          <w:left w:val="single" w:sz="24" w:space="0" w:color="909090"/>
+        </w:tblBorders>
+        <w:tblCellMar>
+          <w:left w:w="0" w:type="dxa"/>
+          <w:right w:w="0" w:type="dxa"/>
+        </w:tblCellMar>
+        <w:tblLook w:firstRow="0" w:lastRow="0" w:firstColumn="0" w:lastColumn="0" w:noHBand="0" w:noVBand="0" w:val="0000"/>
+      </w:tblPr>
+      <w:tblGrid>
+        <w:gridCol w:w="7920"/>
+      </w:tblGrid>
+      <w:tr>
+        <w:trPr>
+          <w:cantSplit/>
+        </w:trPr>
+        <w:tc>
+          <w:tcPr>
+            <w:tcMar>
+              <w:left w:w="144" w:type="dxa"/>
+            </w:tcMar>
+          </w:tcPr>
+          <w:p>
+            <w:pPr>
+              <w:pStyle w:val="FirstParagraph"/>
+            </w:pPr>
+            <w:pPr>
+              <w:spacing w:before="16" w:after="64"/>
+            </w:pPr>
+          </w:p>
+          <w:bookmarkStart w:id="35" w:name="def-weighted-likelihood"/>
+          <w:p>
+            <w:pPr>
+              <w:pStyle w:val="BodyText"/>
+            </w:pPr>
+            <w:r>
+              <w:rPr>
+                <w:b/>
+                <w:bCs/>
+              </w:rPr>
+              <w:t xml:space="preserve">Definition 6 (Weighted Estimating Equations and Weighted Likelihood)</w:t>
+            </w:r>
+            <w:r>
+              <w:t xml:space="preserve"> </w:t>
+            </w:r>
+            <w:r>
+              <w:t xml:space="preserve">The IP weighted estimator solves the</w:t>
+            </w:r>
+            <w:r>
+              <w:t xml:space="preserve"> </w:t>
+            </w:r>
+            <w:r>
+              <w:rPr>
+                <w:b/>
+                <w:bCs/>
+              </w:rPr>
+              <w:t xml:space="preserve">weighted estimating equations</w:t>
+            </w:r>
+            <w:r>
+              <w:t xml:space="preserve">:</w:t>
+            </w:r>
+          </w:p>
+          <w:p>
+            <w:pPr>
+              <w:pStyle w:val="BodyText"/>
+            </w:pPr>
+            <m:oMathPara>
+              <m:oMathParaPr>
+                <m:jc m:val="center"/>
+              </m:oMathParaPr>
+              <m:oMath>
+                <m:nary>
+                  <m:naryPr>
+                    <m:chr m:val="∑"/>
+                    <m:limLoc m:val="undOvr"/>
+                    <m:subHide m:val="off"/>
+                    <m:supHide m:val="off"/>
+                  </m:naryPr>
+                  <m:sub>
+                    <m:r>
+                      <m:t>i</m:t>
+                    </m:r>
+                    <m:r>
+                      <m:rPr>
+                        <m:sty m:val="p"/>
+                      </m:rPr>
+                      <m:t>=</m:t>
+                    </m:r>
+                    <m:r>
+                      <m:t>1</m:t>
+                    </m:r>
+                  </m:sub>
+                  <m:sup>
+                    <m:r>
+                      <m:t>n</m:t>
+                    </m:r>
+                  </m:sup>
+                  <m:e>
+                    <m:sSubSup>
+                      <m:e>
+                        <m:r>
+                          <m:t>W</m:t>
+                        </m:r>
+                      </m:e>
+                      <m:sub>
+                        <m:r>
+                          <m:t>i</m:t>
+                        </m:r>
+                      </m:sub>
+                      <m:sup>
+                        <m:r>
+                          <m:t>A</m:t>
+                        </m:r>
+                      </m:sup>
+                    </m:sSubSup>
+                  </m:e>
+                </m:nary>
+                <m:r>
+                  <m:rPr>
+                    <m:sty m:val="p"/>
+                  </m:rPr>
+                  <m:t>×</m:t>
+                </m:r>
+                <m:f>
+                  <m:fPr>
+                    <m:type m:val="bar"/>
+                  </m:fPr>
+                  <m:num>
+                    <m:r>
+                      <m:rPr>
+                        <m:sty m:val="p"/>
+                      </m:rPr>
+                      <m:t>∂</m:t>
+                    </m:r>
+                    <m:r>
+                      <m:rPr>
+                        <m:sty m:val="p"/>
+                      </m:rPr>
+                      <m:t>log</m:t>
+                    </m:r>
+                    <m:r>
+                      <m:t>f</m:t>
+                    </m:r>
+                    <m:r>
+                      <m:rPr>
+                        <m:sty m:val="p"/>
+                      </m:rPr>
+                      <m:t>(</m:t>
+                    </m:r>
+                    <m:sSub>
+                      <m:e>
+                        <m:r>
+                          <m:t>Y</m:t>
+                        </m:r>
+                      </m:e>
+                      <m:sub>
+                        <m:r>
+                          <m:t>i</m:t>
+                        </m:r>
+                      </m:sub>
+                    </m:sSub>
+                    <m:r>
+                      <m:rPr>
+                        <m:sty m:val="p"/>
+                      </m:rPr>
+                      <m:t>∣</m:t>
+                    </m:r>
+                    <m:sSub>
+                      <m:e>
+                        <m:r>
+                          <m:t>A</m:t>
+                        </m:r>
+                      </m:e>
+                      <m:sub>
+                        <m:r>
+                          <m:t>i</m:t>
+                        </m:r>
+                      </m:sub>
+                    </m:sSub>
+                    <m:r>
+                      <m:rPr>
+                        <m:sty m:val="p"/>
+                      </m:rPr>
+                      <m:t>;</m:t>
+                    </m:r>
+                    <m:r>
+                      <m:t>β</m:t>
+                    </m:r>
+                    <m:r>
+                      <m:rPr>
+                        <m:sty m:val="p"/>
+                      </m:rPr>
+                      <m:t>)</m:t>
+                    </m:r>
+                  </m:num>
+                  <m:den>
+                    <m:r>
+                      <m:rPr>
+                        <m:sty m:val="p"/>
+                      </m:rPr>
+                      <m:t>∂</m:t>
+                    </m:r>
+                    <m:r>
+                      <m:t>β</m:t>
+                    </m:r>
+                  </m:den>
+                </m:f>
+                <m:r>
+                  <m:rPr>
+                    <m:sty m:val="p"/>
+                  </m:rPr>
+                  <m:t>=</m:t>
+                </m:r>
+                <m:r>
+                  <m:t>0</m:t>
+                </m:r>
+              </m:oMath>
+            </m:oMathPara>
+          </w:p>
+          <w:p>
+            <w:pPr>
+              <w:pStyle w:val="FirstParagraph"/>
+            </w:pPr>
+            <w:r>
+              <w:t xml:space="preserve">This is equivalent to maximizing a</w:t>
+            </w:r>
+            <w:r>
+              <w:t xml:space="preserve"> </w:t>
+            </w:r>
+            <w:r>
+              <w:rPr>
+                <w:b/>
+                <w:bCs/>
+              </w:rPr>
+              <w:t xml:space="preserve">weighted likelihood</w:t>
+            </w:r>
+            <w:r>
+              <w:t xml:space="preserve">:</w:t>
+            </w:r>
+          </w:p>
+          <w:p>
+            <w:pPr>
+              <w:pStyle w:val="BodyText"/>
+            </w:pPr>
+            <m:oMathPara>
+              <m:oMathParaPr>
+                <m:jc m:val="center"/>
+              </m:oMathParaPr>
+              <m:oMath>
+                <m:sSub>
+                  <m:e>
+                    <m:r>
+                      <m:t>L</m:t>
+                    </m:r>
+                  </m:e>
+                  <m:sub>
+                    <m:r>
+                      <m:t>W</m:t>
+                    </m:r>
+                  </m:sub>
+                </m:sSub>
+                <m:r>
+                  <m:rPr>
+                    <m:sty m:val="p"/>
+                  </m:rPr>
+                  <m:t>(</m:t>
+                </m:r>
+                <m:r>
+                  <m:t>β</m:t>
+                </m:r>
+                <m:r>
+                  <m:rPr>
+                    <m:sty m:val="p"/>
+                  </m:rPr>
+                  <m:t>)</m:t>
+                </m:r>
+                <m:r>
+                  <m:rPr>
+                    <m:sty m:val="p"/>
+                  </m:rPr>
+                  <m:t>=</m:t>
+                </m:r>
+                <m:nary>
+                  <m:naryPr>
+                    <m:chr m:val="∏"/>
+                    <m:limLoc m:val="undOvr"/>
+                    <m:subHide m:val="off"/>
+                    <m:supHide m:val="off"/>
+                  </m:naryPr>
+                  <m:sub>
+                    <m:r>
+                      <m:t>i</m:t>
+                    </m:r>
+                    <m:r>
+                      <m:rPr>
+                        <m:sty m:val="p"/>
+                      </m:rPr>
+                      <m:t>=</m:t>
+                    </m:r>
+                    <m:r>
+                      <m:t>1</m:t>
+                    </m:r>
+                  </m:sub>
+                  <m:sup>
+                    <m:r>
+                      <m:t>n</m:t>
+                    </m:r>
+                  </m:sup>
+                  <m:e>
+                    <m:r>
+                      <m:rPr>
+                        <m:sty m:val="p"/>
+                      </m:rPr>
+                      <m:t>[</m:t>
+                    </m:r>
+                  </m:e>
+                </m:nary>
+                <m:r>
+                  <m:t>f</m:t>
+                </m:r>
+                <m:r>
+                  <m:rPr>
+                    <m:sty m:val="p"/>
+                  </m:rPr>
+                  <m:t>(</m:t>
+                </m:r>
+                <m:sSub>
+                  <m:e>
+                    <m:r>
+                      <m:t>Y</m:t>
+                    </m:r>
+                  </m:e>
+                  <m:sub>
+                    <m:r>
+                      <m:t>i</m:t>
+                    </m:r>
+                  </m:sub>
+                </m:sSub>
+                <m:r>
+                  <m:rPr>
+                    <m:sty m:val="p"/>
+                  </m:rPr>
+                  <m:t>∣</m:t>
+                </m:r>
+                <m:sSub>
+                  <m:e>
+                    <m:r>
+                      <m:t>A</m:t>
+                    </m:r>
+                  </m:e>
+                  <m:sub>
+                    <m:r>
+                      <m:t>i</m:t>
+                    </m:r>
+                  </m:sub>
+                </m:sSub>
+                <m:r>
+                  <m:rPr>
+                    <m:sty m:val="p"/>
+                  </m:rPr>
+                  <m:t>;</m:t>
+                </m:r>
+                <m:r>
+                  <m:t>β</m:t>
+                </m:r>
+                <m:r>
+                  <m:rPr>
+                    <m:sty m:val="p"/>
+                  </m:rPr>
+                  <m:t>)</m:t>
+                </m:r>
+                <m:sSup>
+                  <m:e>
+                    <m:r>
+                      <m:rPr>
+                        <m:sty m:val="p"/>
+                      </m:rPr>
+                      <m:t>]</m:t>
+                    </m:r>
+                  </m:e>
+                  <m:sup>
+                    <m:sSubSup>
+                      <m:e>
+                        <m:r>
+                          <m:t>W</m:t>
+                        </m:r>
+                      </m:e>
+                      <m:sub>
+                        <m:r>
+                          <m:t>i</m:t>
+                        </m:r>
+                      </m:sub>
+                      <m:sup>
+                        <m:r>
+                          <m:t>A</m:t>
+                        </m:r>
+                      </m:sup>
+                    </m:sSubSup>
+                  </m:sup>
+                </m:sSup>
+              </m:oMath>
+            </m:oMathPara>
+          </w:p>
+          <w:bookmarkEnd w:id="35"/>
+        </w:tc>
+      </w:tr>
+    </w:tbl>
+    <w:bookmarkEnd w:id="36"/>
+    <w:bookmarkStart w:id="37" w:name="connection-to-maximum-likelihood"/>
     <w:p>
       <w:pPr>
         <w:pStyle w:val="Heading3"/>
@@ -7206,9 +7313,9 @@
         <w:t xml:space="preserve">- Clustering</w:t>
       </w:r>
     </w:p>
-    <w:bookmarkEnd w:id="35"/>
-    <w:bookmarkEnd w:id="36"/>
-    <w:bookmarkStart w:id="40" w:name="summary"/>
+    <w:bookmarkEnd w:id="37"/>
+    <w:bookmarkEnd w:id="38"/>
+    <w:bookmarkStart w:id="42" w:name="summary"/>
     <w:p>
       <w:pPr>
         <w:pStyle w:val="Heading2"/>
@@ -7446,8 +7553,8 @@
         <w:t xml:space="preserve">: Part III will extend these ideas to time-varying treatments and confounders, where IP weighting and MSMs are particularly powerful. We’ll see that handling time-varying confounding affected by prior treatment is impossible with standard regression, but natural with IP weighting.</w:t>
       </w:r>
     </w:p>
-    <w:bookmarkStart w:id="39" w:name="refs"/>
-    <w:bookmarkStart w:id="38" w:name="ref-hernan2020causal"/>
+    <w:bookmarkStart w:id="41" w:name="refs"/>
+    <w:bookmarkStart w:id="40" w:name="ref-hernan2020causal"/>
     <w:p>
       <w:pPr>
         <w:pStyle w:val="Bibliography"/>
@@ -7471,7 +7578,7 @@
       <w:r>
         <w:t xml:space="preserve"> </w:t>
       </w:r>
-      <w:hyperlink r:id="rId37">
+      <w:hyperlink r:id="rId39">
         <w:r>
           <w:rPr>
             <w:rStyle w:val="Hyperlink"/>
@@ -7483,9 +7590,9 @@
         <w:t xml:space="preserve">.</w:t>
       </w:r>
     </w:p>
-    <w:bookmarkEnd w:id="38"/>
-    <w:bookmarkEnd w:id="39"/>
     <w:bookmarkEnd w:id="40"/>
+    <w:bookmarkEnd w:id="41"/>
+    <w:bookmarkEnd w:id="42"/>
     <w:sectPr>
       <w:footnotePr>
         <w:numRestart w:val="eachSect"/>

--- a/pr-preview/pr-78/chapters/12-ip-weighting-marginal-structural-models.docx
+++ b/pr-preview/pr-78/chapters/12-ip-weighting-marginal-structural-models.docx
@@ -5249,7 +5249,7 @@
     </w:p>
     <w:bookmarkEnd w:id="28"/>
     <w:bookmarkEnd w:id="29"/>
-    <w:bookmarkStart w:id="34" w:name="censoring-and-missing-data-pp.-171-173"/>
+    <w:bookmarkStart w:id="36" w:name="censoring-and-missing-data-pp.-171-173"/>
     <w:p>
       <w:pPr>
         <w:pStyle w:val="Heading2"/>
@@ -5508,7 +5508,7 @@
       </w:r>
     </w:p>
     <w:bookmarkEnd w:id="31"/>
-    <w:bookmarkStart w:id="32" w:name="X644a405dcdc8b1cdf771c8bfb12aa40a3246893"/>
+    <w:bookmarkStart w:id="33" w:name="X644a405dcdc8b1cdf771c8bfb12aa40a3246893"/>
     <w:p>
       <w:pPr>
         <w:pStyle w:val="Heading3"/>
@@ -5522,413 +5522,464 @@
         <w:pStyle w:val="FirstParagraph"/>
       </w:pPr>
       <w:r>
-        <w:t xml:space="preserve">When we have both confounding and censoring:</w:t>
-      </w:r>
-    </w:p>
-    <w:p>
-      <w:pPr>
-        <w:pStyle w:val="BodyText"/>
-      </w:pPr>
-      <m:oMathPara>
-        <m:oMathParaPr>
-          <m:jc m:val="center"/>
-        </m:oMathParaPr>
-        <m:oMath>
-          <m:sSup>
-            <m:e>
-              <m:r>
-                <m:t>W</m:t>
-              </m:r>
-            </m:e>
-            <m:sup>
-              <m:r>
-                <m:t>A</m:t>
-              </m:r>
-              <m:r>
-                <m:rPr>
-                  <m:sty m:val="p"/>
-                </m:rPr>
-                <m:t>,</m:t>
-              </m:r>
-              <m:r>
-                <m:t>C</m:t>
-              </m:r>
-            </m:sup>
-          </m:sSup>
-          <m:r>
-            <m:rPr>
-              <m:sty m:val="p"/>
-            </m:rPr>
-            <m:t>=</m:t>
-          </m:r>
-          <m:sSup>
-            <m:e>
-              <m:r>
-                <m:t>W</m:t>
-              </m:r>
-            </m:e>
-            <m:sup>
-              <m:r>
-                <m:t>A</m:t>
-              </m:r>
-            </m:sup>
-          </m:sSup>
-          <m:r>
-            <m:rPr>
-              <m:sty m:val="p"/>
-            </m:rPr>
-            <m:t>×</m:t>
-          </m:r>
-          <m:sSup>
-            <m:e>
-              <m:r>
-                <m:t>W</m:t>
-              </m:r>
-            </m:e>
-            <m:sup>
-              <m:r>
-                <m:t>C</m:t>
-              </m:r>
-            </m:sup>
-          </m:sSup>
-          <m:r>
-            <m:rPr>
-              <m:sty m:val="p"/>
-            </m:rPr>
-            <m:t>=</m:t>
-          </m:r>
-          <m:f>
-            <m:fPr>
-              <m:type m:val="bar"/>
-            </m:fPr>
-            <m:num>
-              <m:r>
-                <m:t>1</m:t>
-              </m:r>
-            </m:num>
-            <m:den>
-              <m:r>
-                <m:rPr>
-                  <m:sty m:val="p"/>
-                </m:rPr>
-                <m:t>Pr</m:t>
-              </m:r>
-              <m:r>
-                <m:rPr>
-                  <m:sty m:val="p"/>
-                </m:rPr>
-                <m:t>[</m:t>
-              </m:r>
-              <m:r>
-                <m:t>A</m:t>
-              </m:r>
-              <m:r>
-                <m:rPr>
-                  <m:sty m:val="p"/>
-                </m:rPr>
-                <m:t>∣</m:t>
-              </m:r>
-              <m:r>
-                <m:t>L</m:t>
-              </m:r>
-              <m:r>
-                <m:rPr>
-                  <m:sty m:val="p"/>
-                </m:rPr>
-                <m:t>]</m:t>
-              </m:r>
-            </m:den>
-          </m:f>
-          <m:r>
-            <m:rPr>
-              <m:sty m:val="p"/>
-            </m:rPr>
-            <m:t>×</m:t>
-          </m:r>
-          <m:f>
-            <m:fPr>
-              <m:type m:val="bar"/>
-            </m:fPr>
-            <m:num>
-              <m:r>
-                <m:t>1</m:t>
-              </m:r>
-            </m:num>
-            <m:den>
-              <m:r>
-                <m:rPr>
-                  <m:sty m:val="p"/>
-                </m:rPr>
-                <m:t>Pr</m:t>
-              </m:r>
-              <m:r>
-                <m:rPr>
-                  <m:sty m:val="p"/>
-                </m:rPr>
-                <m:t>[</m:t>
-              </m:r>
-              <m:r>
-                <m:t>C</m:t>
-              </m:r>
-              <m:r>
-                <m:rPr>
-                  <m:sty m:val="p"/>
-                </m:rPr>
-                <m:t>=</m:t>
-              </m:r>
-              <m:r>
-                <m:t>0</m:t>
-              </m:r>
-              <m:r>
-                <m:rPr>
-                  <m:sty m:val="p"/>
-                </m:rPr>
-                <m:t>∣</m:t>
-              </m:r>
-              <m:r>
-                <m:t>A</m:t>
-              </m:r>
-              <m:r>
-                <m:rPr>
-                  <m:sty m:val="p"/>
-                </m:rPr>
-                <m:t>,</m:t>
-              </m:r>
-              <m:r>
-                <m:t>L</m:t>
-              </m:r>
-              <m:r>
-                <m:rPr>
-                  <m:sty m:val="p"/>
-                </m:rPr>
-                <m:t>]</m:t>
-              </m:r>
-            </m:den>
-          </m:f>
-        </m:oMath>
-      </m:oMathPara>
-    </w:p>
-    <w:p>
-      <w:pPr>
-        <w:pStyle w:val="FirstParagraph"/>
-      </w:pPr>
-      <w:r>
-        <w:rPr>
-          <w:b/>
-          <w:bCs/>
-        </w:rPr>
-        <w:t xml:space="preserve">Stabilized version</w:t>
-      </w:r>
-      <w:r>
-        <w:t xml:space="preserve">:</w:t>
-      </w:r>
-    </w:p>
-    <w:p>
-      <w:pPr>
-        <w:pStyle w:val="BodyText"/>
-      </w:pPr>
-      <m:oMathPara>
-        <m:oMathParaPr>
-          <m:jc m:val="center"/>
-        </m:oMathParaPr>
-        <m:oMath>
-          <m:r>
-            <m:t>S</m:t>
-          </m:r>
-          <m:sSup>
-            <m:e>
-              <m:r>
-                <m:t>W</m:t>
-              </m:r>
-            </m:e>
-            <m:sup>
-              <m:r>
-                <m:t>A</m:t>
-              </m:r>
-              <m:r>
-                <m:rPr>
-                  <m:sty m:val="p"/>
-                </m:rPr>
-                <m:t>,</m:t>
-              </m:r>
-              <m:r>
-                <m:t>C</m:t>
-              </m:r>
-            </m:sup>
-          </m:sSup>
-          <m:r>
-            <m:rPr>
-              <m:sty m:val="p"/>
-            </m:rPr>
-            <m:t>=</m:t>
-          </m:r>
-          <m:f>
-            <m:fPr>
-              <m:type m:val="bar"/>
-            </m:fPr>
-            <m:num>
-              <m:r>
-                <m:rPr>
-                  <m:sty m:val="p"/>
-                </m:rPr>
-                <m:t>Pr</m:t>
-              </m:r>
-              <m:r>
-                <m:rPr>
-                  <m:sty m:val="p"/>
-                </m:rPr>
-                <m:t>[</m:t>
-              </m:r>
-              <m:r>
-                <m:t>A</m:t>
-              </m:r>
-              <m:r>
-                <m:rPr>
-                  <m:sty m:val="p"/>
-                </m:rPr>
-                <m:t>]</m:t>
-              </m:r>
-            </m:num>
-            <m:den>
-              <m:r>
-                <m:rPr>
-                  <m:sty m:val="p"/>
-                </m:rPr>
-                <m:t>Pr</m:t>
-              </m:r>
-              <m:r>
-                <m:rPr>
-                  <m:sty m:val="p"/>
-                </m:rPr>
-                <m:t>[</m:t>
-              </m:r>
-              <m:r>
-                <m:t>A</m:t>
-              </m:r>
-              <m:r>
-                <m:rPr>
-                  <m:sty m:val="p"/>
-                </m:rPr>
-                <m:t>∣</m:t>
-              </m:r>
-              <m:r>
-                <m:t>L</m:t>
-              </m:r>
-              <m:r>
-                <m:rPr>
-                  <m:sty m:val="p"/>
-                </m:rPr>
-                <m:t>]</m:t>
-              </m:r>
-            </m:den>
-          </m:f>
-          <m:r>
-            <m:rPr>
-              <m:sty m:val="p"/>
-            </m:rPr>
-            <m:t>×</m:t>
-          </m:r>
-          <m:f>
-            <m:fPr>
-              <m:type m:val="bar"/>
-            </m:fPr>
-            <m:num>
-              <m:r>
-                <m:rPr>
-                  <m:sty m:val="p"/>
-                </m:rPr>
-                <m:t>Pr</m:t>
-              </m:r>
-              <m:r>
-                <m:rPr>
-                  <m:sty m:val="p"/>
-                </m:rPr>
-                <m:t>[</m:t>
-              </m:r>
-              <m:r>
-                <m:t>C</m:t>
-              </m:r>
-              <m:r>
-                <m:rPr>
-                  <m:sty m:val="p"/>
-                </m:rPr>
-                <m:t>=</m:t>
-              </m:r>
-              <m:r>
-                <m:t>0</m:t>
-              </m:r>
-              <m:r>
-                <m:rPr>
-                  <m:sty m:val="p"/>
-                </m:rPr>
-                <m:t>∣</m:t>
-              </m:r>
-              <m:r>
-                <m:t>A</m:t>
-              </m:r>
-              <m:r>
-                <m:rPr>
-                  <m:sty m:val="p"/>
-                </m:rPr>
-                <m:t>]</m:t>
-              </m:r>
-            </m:num>
-            <m:den>
-              <m:r>
-                <m:rPr>
-                  <m:sty m:val="p"/>
-                </m:rPr>
-                <m:t>Pr</m:t>
-              </m:r>
-              <m:r>
-                <m:rPr>
-                  <m:sty m:val="p"/>
-                </m:rPr>
-                <m:t>[</m:t>
-              </m:r>
-              <m:r>
-                <m:t>C</m:t>
-              </m:r>
-              <m:r>
-                <m:rPr>
-                  <m:sty m:val="p"/>
-                </m:rPr>
-                <m:t>=</m:t>
-              </m:r>
-              <m:r>
-                <m:t>0</m:t>
-              </m:r>
-              <m:r>
-                <m:rPr>
-                  <m:sty m:val="p"/>
-                </m:rPr>
-                <m:t>∣</m:t>
-              </m:r>
-              <m:r>
-                <m:t>A</m:t>
-              </m:r>
-              <m:r>
-                <m:rPr>
-                  <m:sty m:val="p"/>
-                </m:rPr>
-                <m:t>,</m:t>
-              </m:r>
-              <m:r>
-                <m:t>L</m:t>
-              </m:r>
-              <m:r>
-                <m:rPr>
-                  <m:sty m:val="p"/>
-                </m:rPr>
-                <m:t>]</m:t>
-              </m:r>
-            </m:den>
-          </m:f>
-        </m:oMath>
-      </m:oMathPara>
-    </w:p>
-    <w:bookmarkEnd w:id="32"/>
-    <w:bookmarkStart w:id="33" w:name="example-nhefs-with-loss-to-follow-up"/>
+        <w:t xml:space="preserve">When we have both confounding and censoring, the treatment and censoring weights are combined by multiplication:</w:t>
+      </w:r>
+    </w:p>
+    <w:tbl>
+      <w:tblPr>
+        <w:tblStyle w:val="Table"/>
+        <w:tblInd w:w="164" w:type="dxa"/>
+        <w:tblBorders>
+          <w:left w:val="single" w:sz="24" w:space="0" w:color="909090"/>
+        </w:tblBorders>
+        <w:tblCellMar>
+          <w:left w:w="0" w:type="dxa"/>
+          <w:right w:w="0" w:type="dxa"/>
+        </w:tblCellMar>
+        <w:tblLook w:firstRow="0" w:lastRow="0" w:firstColumn="0" w:lastColumn="0" w:noHBand="0" w:noVBand="0" w:val="0000"/>
+      </w:tblPr>
+      <w:tblGrid>
+        <w:gridCol w:w="7920"/>
+      </w:tblGrid>
+      <w:tr>
+        <w:trPr>
+          <w:cantSplit/>
+        </w:trPr>
+        <w:tc>
+          <w:tcPr>
+            <w:tcMar>
+              <w:left w:w="144" w:type="dxa"/>
+            </w:tcMar>
+          </w:tcPr>
+          <w:p>
+            <w:pPr>
+              <w:pStyle w:val="BodyText"/>
+            </w:pPr>
+            <w:pPr>
+              <w:spacing w:before="16" w:after="64"/>
+            </w:pPr>
+          </w:p>
+          <w:bookmarkStart w:id="32" w:name="def-joint-weights-treatment-censoring"/>
+          <w:p>
+            <w:pPr>
+              <w:pStyle w:val="BodyText"/>
+            </w:pPr>
+            <w:r>
+              <w:rPr>
+                <w:b/>
+                <w:bCs/>
+              </w:rPr>
+              <w:t xml:space="preserve">Definition 6 (Joint Weights for Treatment and Censoring)</w:t>
+            </w:r>
+          </w:p>
+          <w:p>
+            <w:pPr>
+              <w:pStyle w:val="BodyText"/>
+            </w:pPr>
+            <m:oMathPara>
+              <m:oMathParaPr>
+                <m:jc m:val="center"/>
+              </m:oMathParaPr>
+              <m:oMath>
+                <m:sSup>
+                  <m:e>
+                    <m:r>
+                      <m:t>W</m:t>
+                    </m:r>
+                  </m:e>
+                  <m:sup>
+                    <m:r>
+                      <m:t>A</m:t>
+                    </m:r>
+                    <m:r>
+                      <m:rPr>
+                        <m:sty m:val="p"/>
+                      </m:rPr>
+                      <m:t>,</m:t>
+                    </m:r>
+                    <m:r>
+                      <m:t>C</m:t>
+                    </m:r>
+                  </m:sup>
+                </m:sSup>
+                <m:r>
+                  <m:rPr>
+                    <m:sty m:val="p"/>
+                  </m:rPr>
+                  <m:t>=</m:t>
+                </m:r>
+                <m:sSup>
+                  <m:e>
+                    <m:r>
+                      <m:t>W</m:t>
+                    </m:r>
+                  </m:e>
+                  <m:sup>
+                    <m:r>
+                      <m:t>A</m:t>
+                    </m:r>
+                  </m:sup>
+                </m:sSup>
+                <m:r>
+                  <m:rPr>
+                    <m:sty m:val="p"/>
+                  </m:rPr>
+                  <m:t>×</m:t>
+                </m:r>
+                <m:sSup>
+                  <m:e>
+                    <m:r>
+                      <m:t>W</m:t>
+                    </m:r>
+                  </m:e>
+                  <m:sup>
+                    <m:r>
+                      <m:t>C</m:t>
+                    </m:r>
+                  </m:sup>
+                </m:sSup>
+                <m:r>
+                  <m:rPr>
+                    <m:sty m:val="p"/>
+                  </m:rPr>
+                  <m:t>=</m:t>
+                </m:r>
+                <m:f>
+                  <m:fPr>
+                    <m:type m:val="bar"/>
+                  </m:fPr>
+                  <m:num>
+                    <m:r>
+                      <m:t>1</m:t>
+                    </m:r>
+                  </m:num>
+                  <m:den>
+                    <m:r>
+                      <m:rPr>
+                        <m:sty m:val="p"/>
+                      </m:rPr>
+                      <m:t>Pr</m:t>
+                    </m:r>
+                    <m:r>
+                      <m:rPr>
+                        <m:sty m:val="p"/>
+                      </m:rPr>
+                      <m:t>[</m:t>
+                    </m:r>
+                    <m:r>
+                      <m:t>A</m:t>
+                    </m:r>
+                    <m:r>
+                      <m:rPr>
+                        <m:sty m:val="p"/>
+                      </m:rPr>
+                      <m:t>∣</m:t>
+                    </m:r>
+                    <m:r>
+                      <m:t>L</m:t>
+                    </m:r>
+                    <m:r>
+                      <m:rPr>
+                        <m:sty m:val="p"/>
+                      </m:rPr>
+                      <m:t>]</m:t>
+                    </m:r>
+                  </m:den>
+                </m:f>
+                <m:r>
+                  <m:rPr>
+                    <m:sty m:val="p"/>
+                  </m:rPr>
+                  <m:t>×</m:t>
+                </m:r>
+                <m:f>
+                  <m:fPr>
+                    <m:type m:val="bar"/>
+                  </m:fPr>
+                  <m:num>
+                    <m:r>
+                      <m:t>1</m:t>
+                    </m:r>
+                  </m:num>
+                  <m:den>
+                    <m:r>
+                      <m:rPr>
+                        <m:sty m:val="p"/>
+                      </m:rPr>
+                      <m:t>Pr</m:t>
+                    </m:r>
+                    <m:r>
+                      <m:rPr>
+                        <m:sty m:val="p"/>
+                      </m:rPr>
+                      <m:t>[</m:t>
+                    </m:r>
+                    <m:r>
+                      <m:t>C</m:t>
+                    </m:r>
+                    <m:r>
+                      <m:rPr>
+                        <m:sty m:val="p"/>
+                      </m:rPr>
+                      <m:t>=</m:t>
+                    </m:r>
+                    <m:r>
+                      <m:t>0</m:t>
+                    </m:r>
+                    <m:r>
+                      <m:rPr>
+                        <m:sty m:val="p"/>
+                      </m:rPr>
+                      <m:t>∣</m:t>
+                    </m:r>
+                    <m:r>
+                      <m:t>A</m:t>
+                    </m:r>
+                    <m:r>
+                      <m:rPr>
+                        <m:sty m:val="p"/>
+                      </m:rPr>
+                      <m:t>,</m:t>
+                    </m:r>
+                    <m:r>
+                      <m:t>L</m:t>
+                    </m:r>
+                    <m:r>
+                      <m:rPr>
+                        <m:sty m:val="p"/>
+                      </m:rPr>
+                      <m:t>]</m:t>
+                    </m:r>
+                  </m:den>
+                </m:f>
+              </m:oMath>
+            </m:oMathPara>
+          </w:p>
+          <w:p>
+            <w:pPr>
+              <w:pStyle w:val="FirstParagraph"/>
+            </w:pPr>
+            <w:r>
+              <w:rPr>
+                <w:b/>
+                <w:bCs/>
+              </w:rPr>
+              <w:t xml:space="preserve">Stabilized version</w:t>
+            </w:r>
+            <w:r>
+              <w:t xml:space="preserve">:</w:t>
+            </w:r>
+          </w:p>
+          <w:p>
+            <w:pPr>
+              <w:pStyle w:val="BodyText"/>
+            </w:pPr>
+            <m:oMathPara>
+              <m:oMathParaPr>
+                <m:jc m:val="center"/>
+              </m:oMathParaPr>
+              <m:oMath>
+                <m:r>
+                  <m:t>S</m:t>
+                </m:r>
+                <m:sSup>
+                  <m:e>
+                    <m:r>
+                      <m:t>W</m:t>
+                    </m:r>
+                  </m:e>
+                  <m:sup>
+                    <m:r>
+                      <m:t>A</m:t>
+                    </m:r>
+                    <m:r>
+                      <m:rPr>
+                        <m:sty m:val="p"/>
+                      </m:rPr>
+                      <m:t>,</m:t>
+                    </m:r>
+                    <m:r>
+                      <m:t>C</m:t>
+                    </m:r>
+                  </m:sup>
+                </m:sSup>
+                <m:r>
+                  <m:rPr>
+                    <m:sty m:val="p"/>
+                  </m:rPr>
+                  <m:t>=</m:t>
+                </m:r>
+                <m:f>
+                  <m:fPr>
+                    <m:type m:val="bar"/>
+                  </m:fPr>
+                  <m:num>
+                    <m:r>
+                      <m:rPr>
+                        <m:sty m:val="p"/>
+                      </m:rPr>
+                      <m:t>Pr</m:t>
+                    </m:r>
+                    <m:r>
+                      <m:rPr>
+                        <m:sty m:val="p"/>
+                      </m:rPr>
+                      <m:t>[</m:t>
+                    </m:r>
+                    <m:r>
+                      <m:t>A</m:t>
+                    </m:r>
+                    <m:r>
+                      <m:rPr>
+                        <m:sty m:val="p"/>
+                      </m:rPr>
+                      <m:t>]</m:t>
+                    </m:r>
+                  </m:num>
+                  <m:den>
+                    <m:r>
+                      <m:rPr>
+                        <m:sty m:val="p"/>
+                      </m:rPr>
+                      <m:t>Pr</m:t>
+                    </m:r>
+                    <m:r>
+                      <m:rPr>
+                        <m:sty m:val="p"/>
+                      </m:rPr>
+                      <m:t>[</m:t>
+                    </m:r>
+                    <m:r>
+                      <m:t>A</m:t>
+                    </m:r>
+                    <m:r>
+                      <m:rPr>
+                        <m:sty m:val="p"/>
+                      </m:rPr>
+                      <m:t>∣</m:t>
+                    </m:r>
+                    <m:r>
+                      <m:t>L</m:t>
+                    </m:r>
+                    <m:r>
+                      <m:rPr>
+                        <m:sty m:val="p"/>
+                      </m:rPr>
+                      <m:t>]</m:t>
+                    </m:r>
+                  </m:den>
+                </m:f>
+                <m:r>
+                  <m:rPr>
+                    <m:sty m:val="p"/>
+                  </m:rPr>
+                  <m:t>×</m:t>
+                </m:r>
+                <m:f>
+                  <m:fPr>
+                    <m:type m:val="bar"/>
+                  </m:fPr>
+                  <m:num>
+                    <m:r>
+                      <m:rPr>
+                        <m:sty m:val="p"/>
+                      </m:rPr>
+                      <m:t>Pr</m:t>
+                    </m:r>
+                    <m:r>
+                      <m:rPr>
+                        <m:sty m:val="p"/>
+                      </m:rPr>
+                      <m:t>[</m:t>
+                    </m:r>
+                    <m:r>
+                      <m:t>C</m:t>
+                    </m:r>
+                    <m:r>
+                      <m:rPr>
+                        <m:sty m:val="p"/>
+                      </m:rPr>
+                      <m:t>=</m:t>
+                    </m:r>
+                    <m:r>
+                      <m:t>0</m:t>
+                    </m:r>
+                    <m:r>
+                      <m:rPr>
+                        <m:sty m:val="p"/>
+                      </m:rPr>
+                      <m:t>∣</m:t>
+                    </m:r>
+                    <m:r>
+                      <m:t>A</m:t>
+                    </m:r>
+                    <m:r>
+                      <m:rPr>
+                        <m:sty m:val="p"/>
+                      </m:rPr>
+                      <m:t>]</m:t>
+                    </m:r>
+                  </m:num>
+                  <m:den>
+                    <m:r>
+                      <m:rPr>
+                        <m:sty m:val="p"/>
+                      </m:rPr>
+                      <m:t>Pr</m:t>
+                    </m:r>
+                    <m:r>
+                      <m:rPr>
+                        <m:sty m:val="p"/>
+                      </m:rPr>
+                      <m:t>[</m:t>
+                    </m:r>
+                    <m:r>
+                      <m:t>C</m:t>
+                    </m:r>
+                    <m:r>
+                      <m:rPr>
+                        <m:sty m:val="p"/>
+                      </m:rPr>
+                      <m:t>=</m:t>
+                    </m:r>
+                    <m:r>
+                      <m:t>0</m:t>
+                    </m:r>
+                    <m:r>
+                      <m:rPr>
+                        <m:sty m:val="p"/>
+                      </m:rPr>
+                      <m:t>∣</m:t>
+                    </m:r>
+                    <m:r>
+                      <m:t>A</m:t>
+                    </m:r>
+                    <m:r>
+                      <m:rPr>
+                        <m:sty m:val="p"/>
+                      </m:rPr>
+                      <m:t>,</m:t>
+                    </m:r>
+                    <m:r>
+                      <m:t>L</m:t>
+                    </m:r>
+                    <m:r>
+                      <m:rPr>
+                        <m:sty m:val="p"/>
+                      </m:rPr>
+                      <m:t>]</m:t>
+                    </m:r>
+                  </m:den>
+                </m:f>
+              </m:oMath>
+            </m:oMathPara>
+          </w:p>
+          <w:bookmarkEnd w:id="32"/>
+        </w:tc>
+      </w:tr>
+    </w:tbl>
+    <w:bookmarkEnd w:id="33"/>
+    <w:bookmarkStart w:id="35" w:name="example-nhefs-with-loss-to-follow-up"/>
     <w:p>
       <w:pPr>
         <w:pStyle w:val="Heading3"/>
@@ -6552,49 +6603,6 @@
           <m:t>L</m:t>
         </m:r>
       </m:oMath>
-    </w:p>
-    <w:p>
-      <w:pPr>
-        <w:pStyle w:val="FirstParagraph"/>
-      </w:pPr>
-      <w:r>
-        <w:t xml:space="preserve">Missing at random (MAR) means censoring may depend on observed variables but not on the (unobserved) outcome. This is weaker than missing completely at random (MCAR).</w:t>
-      </w:r>
-    </w:p>
-    <w:bookmarkEnd w:id="33"/>
-    <w:bookmarkEnd w:id="34"/>
-    <w:bookmarkStart w:id="38" w:name="a-likelihood-approach-pp.-173-174"/>
-    <w:p>
-      <w:pPr>
-        <w:pStyle w:val="Heading2"/>
-      </w:pPr>
-      <w:r>
-        <w:t xml:space="preserve">7 12.7 A Likelihood Approach (pp. 173-174)</w:t>
-      </w:r>
-    </w:p>
-    <w:p>
-      <w:r>
-        <w:pict>
-          <v:rect style="width:0;height:1.5pt" o:hralign="center" o:hrstd="t" o:hr="t"/>
-        </w:pict>
-      </w:r>
-    </w:p>
-    <w:p>
-      <w:pPr>
-        <w:pStyle w:val="FirstParagraph"/>
-      </w:pPr>
-      <w:r>
-        <w:t xml:space="preserve">IP weighting can be viewed through the lens of likelihood theory.</w:t>
-      </w:r>
-    </w:p>
-    <w:bookmarkStart w:id="36" w:name="weighted-likelihood"/>
-    <w:p>
-      <w:pPr>
-        <w:pStyle w:val="Heading3"/>
-      </w:pPr>
-      <w:r>
-        <w:t xml:space="preserve">7.1 Weighted Likelihood</w:t>
-      </w:r>
     </w:p>
     <w:tbl>
       <w:tblPr>
@@ -6630,7 +6638,7 @@
               <w:spacing w:before="16" w:after="64"/>
             </w:pPr>
           </w:p>
-          <w:bookmarkStart w:id="35" w:name="def-weighted-likelihood"/>
+          <w:bookmarkStart w:id="34" w:name="def-missing-at-random"/>
           <w:p>
             <w:pPr>
               <w:pStyle w:val="BodyText"/>
@@ -6640,7 +6648,198 @@
                 <w:b/>
                 <w:bCs/>
               </w:rPr>
-              <w:t xml:space="preserve">Definition 6 (Weighted Estimating Equations and Weighted Likelihood)</w:t>
+              <w:t xml:space="preserve">Definition 7 (Missing at Random (MAR))</w:t>
+            </w:r>
+            <w:r>
+              <w:t xml:space="preserve"> </w:t>
+            </w:r>
+            <w:r>
+              <w:t xml:space="preserve">Censoring is</w:t>
+            </w:r>
+            <w:r>
+              <w:t xml:space="preserve"> </w:t>
+            </w:r>
+            <w:r>
+              <w:rPr>
+                <w:b/>
+                <w:bCs/>
+              </w:rPr>
+              <w:t xml:space="preserve">missing at random (MAR)</w:t>
+            </w:r>
+            <w:r>
+              <w:t xml:space="preserve"> </w:t>
+            </w:r>
+            <w:r>
+              <w:t xml:space="preserve">if it is independent of the potential outcomes given the observed treatment and covariates,</w:t>
+            </w:r>
+            <w:r>
+              <w:t xml:space="preserve"> </w:t>
+            </w:r>
+            <m:oMath>
+              <m:r>
+                <m:t>C</m:t>
+              </m:r>
+              <m:r>
+                <m:rPr>
+                  <m:sty m:val="p"/>
+                </m:rPr>
+                <m:t>⟂</m:t>
+              </m:r>
+              <m:r>
+                <m:t>​</m:t>
+              </m:r>
+              <m:r>
+                <m:t>​</m:t>
+              </m:r>
+              <m:r>
+                <m:t>​</m:t>
+              </m:r>
+              <m:r>
+                <m:rPr>
+                  <m:sty m:val="p"/>
+                </m:rPr>
+                <m:t>⟂</m:t>
+              </m:r>
+              <m:sSup>
+                <m:e>
+                  <m:r>
+                    <m:t>Y</m:t>
+                  </m:r>
+                </m:e>
+                <m:sup>
+                  <m:r>
+                    <m:t>a</m:t>
+                  </m:r>
+                </m:sup>
+              </m:sSup>
+              <m:r>
+                <m:rPr>
+                  <m:sty m:val="p"/>
+                </m:rPr>
+                <m:t>∣</m:t>
+              </m:r>
+              <m:r>
+                <m:t>A</m:t>
+              </m:r>
+              <m:r>
+                <m:rPr>
+                  <m:sty m:val="p"/>
+                </m:rPr>
+                <m:t>,</m:t>
+              </m:r>
+              <m:r>
+                <m:t>L</m:t>
+              </m:r>
+            </m:oMath>
+            <w:r>
+              <w:t xml:space="preserve">: censoring may depend on observed variables but not on the (unobserved) outcome.</w:t>
+            </w:r>
+          </w:p>
+          <w:p>
+            <w:pPr>
+              <w:pStyle w:val="BodyText"/>
+            </w:pPr>
+            <w:r>
+              <w:t xml:space="preserve">MAR is weaker than</w:t>
+            </w:r>
+            <w:r>
+              <w:t xml:space="preserve"> </w:t>
+            </w:r>
+            <w:r>
+              <w:rPr>
+                <w:b/>
+                <w:bCs/>
+              </w:rPr>
+              <w:t xml:space="preserve">missing completely at random (MCAR)</w:t>
+            </w:r>
+            <w:r>
+              <w:t xml:space="preserve">, under which censoring does not depend on either observed or unobserved variables.</w:t>
+            </w:r>
+          </w:p>
+          <w:bookmarkEnd w:id="34"/>
+        </w:tc>
+      </w:tr>
+    </w:tbl>
+    <w:bookmarkEnd w:id="35"/>
+    <w:bookmarkEnd w:id="36"/>
+    <w:bookmarkStart w:id="40" w:name="a-likelihood-approach-pp.-173-174"/>
+    <w:p>
+      <w:pPr>
+        <w:pStyle w:val="Heading2"/>
+      </w:pPr>
+      <w:r>
+        <w:t xml:space="preserve">7 12.7 A Likelihood Approach (pp. 173-174)</w:t>
+      </w:r>
+    </w:p>
+    <w:p>
+      <w:r>
+        <w:pict>
+          <v:rect style="width:0;height:1.5pt" o:hralign="center" o:hrstd="t" o:hr="t"/>
+        </w:pict>
+      </w:r>
+    </w:p>
+    <w:p>
+      <w:pPr>
+        <w:pStyle w:val="FirstParagraph"/>
+      </w:pPr>
+      <w:r>
+        <w:t xml:space="preserve">IP weighting can be viewed through the lens of likelihood theory.</w:t>
+      </w:r>
+    </w:p>
+    <w:bookmarkStart w:id="38" w:name="weighted-likelihood"/>
+    <w:p>
+      <w:pPr>
+        <w:pStyle w:val="Heading3"/>
+      </w:pPr>
+      <w:r>
+        <w:t xml:space="preserve">7.1 Weighted Likelihood</w:t>
+      </w:r>
+    </w:p>
+    <w:tbl>
+      <w:tblPr>
+        <w:tblStyle w:val="Table"/>
+        <w:tblInd w:w="164" w:type="dxa"/>
+        <w:tblBorders>
+          <w:left w:val="single" w:sz="24" w:space="0" w:color="909090"/>
+        </w:tblBorders>
+        <w:tblCellMar>
+          <w:left w:w="0" w:type="dxa"/>
+          <w:right w:w="0" w:type="dxa"/>
+        </w:tblCellMar>
+        <w:tblLook w:firstRow="0" w:lastRow="0" w:firstColumn="0" w:lastColumn="0" w:noHBand="0" w:noVBand="0" w:val="0000"/>
+      </w:tblPr>
+      <w:tblGrid>
+        <w:gridCol w:w="7920"/>
+      </w:tblGrid>
+      <w:tr>
+        <w:trPr>
+          <w:cantSplit/>
+        </w:trPr>
+        <w:tc>
+          <w:tcPr>
+            <w:tcMar>
+              <w:left w:w="144" w:type="dxa"/>
+            </w:tcMar>
+          </w:tcPr>
+          <w:p>
+            <w:pPr>
+              <w:pStyle w:val="FirstParagraph"/>
+            </w:pPr>
+            <w:pPr>
+              <w:spacing w:before="16" w:after="64"/>
+            </w:pPr>
+          </w:p>
+          <w:bookmarkStart w:id="37" w:name="def-weighted-likelihood"/>
+          <w:p>
+            <w:pPr>
+              <w:pStyle w:val="BodyText"/>
+            </w:pPr>
+            <w:r>
+              <w:rPr>
+                <w:b/>
+                <w:bCs/>
+              </w:rPr>
+              <w:t xml:space="preserve">Definition 8 (Weighted Estimating Equations and Weighted Likelihood)</w:t>
             </w:r>
             <w:r>
               <w:t xml:space="preserve"> </w:t>
@@ -7003,12 +7202,12 @@
               </m:oMath>
             </m:oMathPara>
           </w:p>
-          <w:bookmarkEnd w:id="35"/>
+          <w:bookmarkEnd w:id="37"/>
         </w:tc>
       </w:tr>
     </w:tbl>
-    <w:bookmarkEnd w:id="36"/>
-    <w:bookmarkStart w:id="37" w:name="connection-to-maximum-likelihood"/>
+    <w:bookmarkEnd w:id="38"/>
+    <w:bookmarkStart w:id="39" w:name="connection-to-maximum-likelihood"/>
     <w:p>
       <w:pPr>
         <w:pStyle w:val="Heading3"/>
@@ -7313,9 +7512,9 @@
         <w:t xml:space="preserve">- Clustering</w:t>
       </w:r>
     </w:p>
-    <w:bookmarkEnd w:id="37"/>
-    <w:bookmarkEnd w:id="38"/>
-    <w:bookmarkStart w:id="42" w:name="summary"/>
+    <w:bookmarkEnd w:id="39"/>
+    <w:bookmarkEnd w:id="40"/>
+    <w:bookmarkStart w:id="44" w:name="summary"/>
     <w:p>
       <w:pPr>
         <w:pStyle w:val="Heading2"/>
@@ -7553,8 +7752,8 @@
         <w:t xml:space="preserve">: Part III will extend these ideas to time-varying treatments and confounders, where IP weighting and MSMs are particularly powerful. We’ll see that handling time-varying confounding affected by prior treatment is impossible with standard regression, but natural with IP weighting.</w:t>
       </w:r>
     </w:p>
-    <w:bookmarkStart w:id="41" w:name="refs"/>
-    <w:bookmarkStart w:id="40" w:name="ref-hernan2020causal"/>
+    <w:bookmarkStart w:id="43" w:name="refs"/>
+    <w:bookmarkStart w:id="42" w:name="ref-hernan2020causal"/>
     <w:p>
       <w:pPr>
         <w:pStyle w:val="Bibliography"/>
@@ -7578,7 +7777,7 @@
       <w:r>
         <w:t xml:space="preserve"> </w:t>
       </w:r>
-      <w:hyperlink r:id="rId39">
+      <w:hyperlink r:id="rId41">
         <w:r>
           <w:rPr>
             <w:rStyle w:val="Hyperlink"/>
@@ -7590,9 +7789,9 @@
         <w:t xml:space="preserve">.</w:t>
       </w:r>
     </w:p>
-    <w:bookmarkEnd w:id="40"/>
-    <w:bookmarkEnd w:id="41"/>
     <w:bookmarkEnd w:id="42"/>
+    <w:bookmarkEnd w:id="43"/>
+    <w:bookmarkEnd w:id="44"/>
     <w:sectPr>
       <w:footnotePr>
         <w:numRestart w:val="eachSect"/>
